--- a/services/admin-backend/styles/清新律动风.docx
+++ b/services/admin-backend/styles/清新律动风.docx
@@ -5,26 +5,10 @@
     <w:p>
       <w:pPr>
         <w:pBdr>
-          <w:bottom w:val="none" w:color="52B788" w:sz="48" w:space="1"/>
+          <w:bottom w:val="none" w:color="52B788" w:sz="0" w:space="1"/>
         </w:pBdr>
         <w:spacing w:before="0" w:after="400"/>
       </w:pPr>
-    </w:p>
-    <w:p>
-      <w:pPr>
-        <w:pStyle w:val="2"/>
-        <w:jc w:val="center"/>
-      </w:pPr>
-      <w:r>
-        <w:rPr>
-          <w:b/>
-          <w:bCs/>
-          <w:color w:val="2D5A4A"/>
-          <w:sz w:val="44"/>
-          <w:szCs w:val="44"/>
-        </w:rPr>
-        <w:t>12岁女孩狂赚10万背后的真相</w:t>
-      </w:r>
     </w:p>
     <w:p>
       <w:pPr>
@@ -119,7 +103,7 @@
     <w:p>
       <w:pPr>
         <w:pBdr>
-          <w:left w:val="none" w:color="52B788" w:sz="28" w:space="10"/>
+          <w:left w:val="none" w:color="52B788" w:sz="0" w:space="10"/>
         </w:pBdr>
         <w:shd w:val="clear" w:fill="E8F5EE"/>
         <w:spacing w:before="200" w:after="320" w:line="400" w:lineRule="auto"/>
@@ -137,32 +121,21 @@
     <w:p>
       <w:pPr>
         <w:spacing w:before="480" w:after="80"/>
-      </w:pPr>
-      <w:r>
         <w:rPr>
           <w:b/>
           <w:bCs/>
           <w:color w:val="52B788"/>
-          <w:sz w:val="48"/>
-          <w:szCs w:val="48"/>
-        </w:rPr>
-        <w:t>01</w:t>
-      </w:r>
-      <w:r>
-        <w:rPr>
-          <w:color w:val="D4EDE3"/>
-          <w:sz w:val="32"/>
-          <w:szCs w:val="32"/>
-        </w:rPr>
-        <w:t xml:space="preserve"> / </w:t>
-      </w:r>
+          <w:sz w:val="36"/>
+          <w:szCs w:val="36"/>
+        </w:rPr>
+      </w:pPr>
       <w:r>
         <w:rPr>
           <w:b/>
           <w:bCs/>
-          <w:color w:val="2D5A4A"/>
-          <w:sz w:val="28"/>
-          <w:szCs w:val="28"/>
+          <w:color w:val="52B788"/>
+          <w:sz w:val="36"/>
+          <w:szCs w:val="36"/>
         </w:rPr>
         <w:t>认知差，才是最大的贫富差距</w:t>
       </w:r>
@@ -170,7 +143,7 @@
     <w:p>
       <w:pPr>
         <w:pBdr>
-          <w:bottom w:val="none" w:color="D4EDE3" w:sz="4" w:space="1"/>
+          <w:bottom w:val="none" w:color="D4EDE3" w:sz="0" w:space="1"/>
         </w:pBdr>
         <w:spacing w:before="80" w:after="240"/>
       </w:pPr>
@@ -202,10 +175,10 @@
     <w:p>
       <w:pPr>
         <w:pBdr>
-          <w:top w:val="none" w:color="B8E0D0" w:sz="4" w:space="1"/>
-          <w:left w:val="none" w:color="52B788" w:sz="28" w:space="10"/>
-          <w:bottom w:val="none" w:color="B8E0D0" w:sz="4" w:space="1"/>
-          <w:right w:val="none" w:color="B8E0D0" w:sz="4" w:space="1"/>
+          <w:top w:val="none" w:color="B8E0D0" w:sz="0" w:space="1"/>
+          <w:left w:val="none" w:color="52B788" w:sz="0" w:space="10"/>
+          <w:bottom w:val="none" w:color="B8E0D0" w:sz="0" w:space="1"/>
+          <w:right w:val="none" w:color="B8E0D0" w:sz="0" w:space="1"/>
         </w:pBdr>
         <w:shd w:val="clear" w:fill="E8F5EE"/>
         <w:spacing w:before="240" w:after="240"/>
@@ -309,32 +282,21 @@
     <w:p>
       <w:pPr>
         <w:spacing w:before="480" w:after="80"/>
-      </w:pPr>
-      <w:r>
         <w:rPr>
           <w:b/>
           <w:bCs/>
           <w:color w:val="52B788"/>
-          <w:sz w:val="48"/>
-          <w:szCs w:val="48"/>
-        </w:rPr>
-        <w:t>02</w:t>
-      </w:r>
-      <w:r>
-        <w:rPr>
-          <w:color w:val="D4EDE3"/>
-          <w:sz w:val="32"/>
-          <w:szCs w:val="32"/>
-        </w:rPr>
-        <w:t xml:space="preserve"> / </w:t>
-      </w:r>
+          <w:sz w:val="36"/>
+          <w:szCs w:val="36"/>
+        </w:rPr>
+      </w:pPr>
       <w:r>
         <w:rPr>
           <w:b/>
           <w:bCs/>
-          <w:color w:val="2D5A4A"/>
-          <w:sz w:val="28"/>
-          <w:szCs w:val="28"/>
+          <w:color w:val="52B788"/>
+          <w:sz w:val="36"/>
+          <w:szCs w:val="36"/>
         </w:rPr>
         <w:t>信息差正在消失，认知差正在拉大</w:t>
       </w:r>
@@ -342,7 +304,7 @@
     <w:p>
       <w:pPr>
         <w:pBdr>
-          <w:bottom w:val="none" w:color="D4EDE3" w:sz="4" w:space="1"/>
+          <w:bottom w:val="none" w:color="D4EDE3" w:sz="0" w:space="1"/>
         </w:pBdr>
         <w:spacing w:before="80" w:after="240"/>
       </w:pPr>
@@ -374,7 +336,7 @@
     <w:p>
       <w:pPr>
         <w:pBdr>
-          <w:left w:val="none" w:color="52B788" w:sz="36" w:space="12"/>
+          <w:left w:val="none" w:color="52B788" w:sz="0" w:space="12"/>
         </w:pBdr>
         <w:shd w:val="clear" w:fill="F0FAF5"/>
         <w:spacing w:before="280" w:after="80"/>
@@ -405,7 +367,7 @@
     <w:p>
       <w:pPr>
         <w:pBdr>
-          <w:left w:val="none" w:color="52B788" w:sz="36" w:space="12"/>
+          <w:left w:val="none" w:color="52B788" w:sz="0" w:space="12"/>
         </w:pBdr>
         <w:shd w:val="clear" w:fill="F0FAF5"/>
         <w:spacing w:after="280"/>
@@ -501,32 +463,21 @@
     <w:p>
       <w:pPr>
         <w:spacing w:before="480" w:after="80"/>
-      </w:pPr>
-      <w:r>
         <w:rPr>
           <w:b/>
           <w:bCs/>
           <w:color w:val="52B788"/>
-          <w:sz w:val="48"/>
-          <w:szCs w:val="48"/>
-        </w:rPr>
-        <w:t>03</w:t>
-      </w:r>
-      <w:r>
-        <w:rPr>
-          <w:color w:val="D4EDE3"/>
-          <w:sz w:val="32"/>
-          <w:szCs w:val="32"/>
-        </w:rPr>
-        <w:t xml:space="preserve"> / </w:t>
-      </w:r>
+          <w:sz w:val="36"/>
+          <w:szCs w:val="36"/>
+        </w:rPr>
+      </w:pPr>
       <w:r>
         <w:rPr>
           <w:b/>
           <w:bCs/>
-          <w:color w:val="2D5A4A"/>
-          <w:sz w:val="28"/>
-          <w:szCs w:val="28"/>
+          <w:color w:val="52B788"/>
+          <w:sz w:val="36"/>
+          <w:szCs w:val="36"/>
         </w:rPr>
         <w:t>如何打破认知天花板</w:t>
       </w:r>
@@ -534,7 +485,7 @@
     <w:p>
       <w:pPr>
         <w:pBdr>
-          <w:bottom w:val="none" w:color="D4EDE3" w:sz="4" w:space="1"/>
+          <w:bottom w:val="none" w:color="D4EDE3" w:sz="0" w:space="1"/>
         </w:pBdr>
         <w:spacing w:before="80" w:after="240"/>
       </w:pPr>
@@ -554,10 +505,10 @@
     <w:p>
       <w:pPr>
         <w:pBdr>
-          <w:top w:val="none" w:color="B8E0D0" w:sz="4" w:space="1"/>
-          <w:left w:val="none" w:color="52B788" w:sz="28" w:space="10"/>
-          <w:bottom w:val="none" w:color="B8E0D0" w:sz="4" w:space="1"/>
-          <w:right w:val="none" w:color="B8E0D0" w:sz="4" w:space="1"/>
+          <w:top w:val="none" w:color="B8E0D0" w:sz="0" w:space="1"/>
+          <w:left w:val="none" w:color="52B788" w:sz="0" w:space="10"/>
+          <w:bottom w:val="none" w:color="B8E0D0" w:sz="0" w:space="1"/>
+          <w:right w:val="none" w:color="B8E0D0" w:sz="0" w:space="1"/>
         </w:pBdr>
         <w:shd w:val="clear" w:fill="E8F5EE"/>
         <w:spacing w:before="240" w:after="240"/>
@@ -661,32 +612,21 @@
     <w:p>
       <w:pPr>
         <w:spacing w:before="480" w:after="80"/>
-      </w:pPr>
-      <w:r>
         <w:rPr>
           <w:b/>
           <w:bCs/>
           <w:color w:val="52B788"/>
-          <w:sz w:val="48"/>
-          <w:szCs w:val="48"/>
-        </w:rPr>
-        <w:t>04</w:t>
-      </w:r>
-      <w:r>
-        <w:rPr>
-          <w:color w:val="D4EDE3"/>
-          <w:sz w:val="32"/>
-          <w:szCs w:val="32"/>
-        </w:rPr>
-        <w:t xml:space="preserve"> / </w:t>
-      </w:r>
+          <w:sz w:val="36"/>
+          <w:szCs w:val="36"/>
+        </w:rPr>
+      </w:pPr>
       <w:r>
         <w:rPr>
           <w:b/>
           <w:bCs/>
-          <w:color w:val="2D5A4A"/>
-          <w:sz w:val="28"/>
-          <w:szCs w:val="28"/>
+          <w:color w:val="52B788"/>
+          <w:sz w:val="36"/>
+          <w:szCs w:val="36"/>
         </w:rPr>
         <w:t>认知升级，永远不晚</w:t>
       </w:r>
@@ -694,7 +634,7 @@
     <w:p>
       <w:pPr>
         <w:pBdr>
-          <w:bottom w:val="none" w:color="D4EDE3" w:sz="4" w:space="1"/>
+          <w:bottom w:val="none" w:color="D4EDE3" w:sz="0" w:space="1"/>
         </w:pBdr>
         <w:spacing w:before="80" w:after="240"/>
       </w:pPr>
@@ -726,10 +666,10 @@
     <w:p>
       <w:pPr>
         <w:pBdr>
-          <w:top w:val="none" w:color="B8E0D0" w:sz="4" w:space="1"/>
-          <w:left w:val="none" w:color="52B788" w:sz="28" w:space="10"/>
-          <w:bottom w:val="none" w:color="B8E0D0" w:sz="4" w:space="1"/>
-          <w:right w:val="none" w:color="B8E0D0" w:sz="4" w:space="1"/>
+          <w:top w:val="none" w:color="B8E0D0" w:sz="0" w:space="1"/>
+          <w:left w:val="none" w:color="52B788" w:sz="0" w:space="10"/>
+          <w:bottom w:val="none" w:color="B8E0D0" w:sz="0" w:space="1"/>
+          <w:right w:val="none" w:color="B8E0D0" w:sz="0" w:space="1"/>
         </w:pBdr>
         <w:shd w:val="clear" w:fill="E8F5EE"/>
         <w:spacing w:before="240" w:after="240"/>
@@ -757,6 +697,10 @@
       <w:pPr>
         <w:spacing w:before="400" w:after="400"/>
         <w:jc w:val="center"/>
+        <w:rPr>
+          <w:rFonts w:hint="eastAsia" w:eastAsia="PingFang SC"/>
+          <w:lang w:eastAsia="zh-CN"/>
+        </w:rPr>
       </w:pPr>
       <w:r>
         <w:rPr>
@@ -766,107 +710,6 @@
         </w:rPr>
         <w:t>——  🌿  ——</w:t>
       </w:r>
-    </w:p>
-    <w:p>
-      <w:pPr>
-        <w:spacing w:before="480" w:after="80"/>
-      </w:pPr>
-      <w:r>
-        <w:rPr>
-          <w:b/>
-          <w:bCs/>
-          <w:color w:val="52B788"/>
-          <w:sz w:val="48"/>
-          <w:szCs w:val="48"/>
-        </w:rPr>
-        <w:t>05</w:t>
-      </w:r>
-      <w:r>
-        <w:rPr>
-          <w:color w:val="D4EDE3"/>
-          <w:sz w:val="32"/>
-          <w:szCs w:val="32"/>
-        </w:rPr>
-        <w:t xml:space="preserve"> / </w:t>
-      </w:r>
-      <w:r>
-        <w:rPr>
-          <w:b/>
-          <w:bCs/>
-          <w:color w:val="2D5A4A"/>
-          <w:sz w:val="28"/>
-          <w:szCs w:val="28"/>
-        </w:rPr>
-        <w:t>写在最后</w:t>
-      </w:r>
-    </w:p>
-    <w:p>
-      <w:pPr>
-        <w:pBdr>
-          <w:bottom w:val="none" w:color="D4EDE3" w:sz="4" w:space="1"/>
-        </w:pBdr>
-        <w:spacing w:before="80" w:after="240"/>
-      </w:pPr>
-    </w:p>
-    <w:p>
-      <w:pPr>
-        <w:spacing w:before="200" w:after="200" w:line="400" w:lineRule="auto"/>
-      </w:pPr>
-      <w:r>
-        <w:rPr>
-          <w:sz w:val="24"/>
-          <w:szCs w:val="24"/>
-        </w:rPr>
-        <w:t>12岁女孩月入10万，不是让我们焦虑，而是提醒我们：这个时代，认知就是最大的生产力。</w:t>
-      </w:r>
-    </w:p>
-    <w:p>
-      <w:pPr>
-        <w:spacing w:before="200" w:after="200" w:line="400" w:lineRule="auto"/>
-      </w:pPr>
-      <w:r>
-        <w:rPr>
-          <w:sz w:val="24"/>
-          <w:szCs w:val="24"/>
-        </w:rPr>
-        <w:t>与其羡慕别人的结果，不如升级自己的认知。当你看懂了趋势、掌握了方法、拥有了行动力，赚钱只是顺其自然的事。</w:t>
-      </w:r>
-    </w:p>
-    <w:p>
-      <w:pPr>
-        <w:pBdr>
-          <w:top w:val="none" w:color="B8E0D0" w:sz="4" w:space="1"/>
-          <w:left w:val="none" w:color="52B788" w:sz="28" w:space="10"/>
-          <w:bottom w:val="none" w:color="B8E0D0" w:sz="4" w:space="1"/>
-          <w:right w:val="none" w:color="B8E0D0" w:sz="4" w:space="1"/>
-        </w:pBdr>
-        <w:shd w:val="clear" w:fill="E8F5EE"/>
-        <w:spacing w:before="240" w:after="240"/>
-        <w:ind w:left="240" w:right="200"/>
-      </w:pPr>
-      <w:r>
-        <w:rPr>
-          <w:sz w:val="24"/>
-          <w:szCs w:val="24"/>
-        </w:rPr>
-        <w:t xml:space="preserve">🌱 </w:t>
-      </w:r>
-      <w:r>
-        <w:rPr>
-          <w:b/>
-          <w:bCs/>
-          <w:color w:val="2D5A4A"/>
-          <w:sz w:val="24"/>
-          <w:szCs w:val="24"/>
-        </w:rPr>
-        <w:t>人永远赚不到认知以外的钱，但认知是可以不断升级迭代的。从今天开始，做一个终身学习者。</w:t>
-      </w:r>
-    </w:p>
-    <w:p>
-      <w:pPr>
-        <w:spacing w:before="160" w:after="80"/>
-        <w:jc w:val="both"/>
-      </w:pPr>
       <w:bookmarkStart w:id="0" w:name="_GoBack"/>
       <w:bookmarkEnd w:id="0"/>
     </w:p>
